--- a/courts/sixth-circuit/ohio/state/court-of-appeals/answering-brief/usage/OUTPUT-answering-brief.docx
+++ b/courts/sixth-circuit/ohio/state/court-of-appeals/answering-brief/usage/OUTPUT-answering-brief.docx
@@ -1505,7 +1505,7 @@
         <w:tab/>
       </w:r>
       <w:r>
-        <w:t xml:space="preserve">2</w:t>
+        <w:t xml:space="preserve">7</w:t>
       </w:r>
     </w:p>
     <w:p>
@@ -12535,7 +12535,7 @@
         <w:t xml:space="preserve"> </w:t>
       </w:r>
       <w:r>
-        <w:t xml:space="preserve">https://www.dispatch.com/​story/​news/​local/2023/03/08/​columbus-gun-owners-wary-of-citys-new-ammunition-restriction/69958312007/</w:t>
+        <w:t xml:space="preserve">https://​www.​dispatch.​com/​story/​news/​local/​2023/​03/​08/​columbus-​gun-​owners-​wary-​of-​citys-​new-​ammunition-​restriction/​69958312007/</w:t>
       </w:r>
       <w:r>
         <w:t xml:space="preserve">   </w:t>
@@ -12671,15 +12671,15 @@
         <w:t xml:space="preserve"> </w:t>
       </w:r>
       <w:r>
-        <w:t xml:space="preserve">https://www.10tv.com/​article/​news/​local/​columbus-gun-owners-have-until-july</w:t>
+        <w:t xml:space="preserve">https://​www.​10tv.​com/​article/​news/​local/​columbus-​gun-​owners-​have-​until-​july</w:t>
         <w:noBreakHyphen/>
-        <w:t xml:space="preserve">1-get-rid-of-high-capacity-magazines/530</w:t>
+        <w:t xml:space="preserve">1-​get-​rid-​of-​high-​capacity-​magazines/​530</w:t>
         <w:noBreakHyphen/>
         <w:t xml:space="preserve">51c6811f</w:t>
         <w:noBreakHyphen/>
         <w:t xml:space="preserve">60a5</w:t>
         <w:noBreakHyphen/>
-        <w:t xml:space="preserve">4c1d-b567-f3e553da77fb</w:t>
+        <w:t xml:space="preserve">4c1d-​b567-​f3e553da77fb</w:t>
       </w:r>
       <w:r>
         <w:t xml:space="preserve">   </w:t>
@@ -12761,7 +12761,7 @@
         <w:t xml:space="preserve"> </w:t>
       </w:r>
       <w:r>
-        <w:t xml:space="preserve">https://www.nssf.org/​wp-content/​uploads/2021/03/​NSSF-factsheet-High-Capacity-Magazines.pdf</w:t>
+        <w:t xml:space="preserve">https://​www.​nssf.​org/​wp-​content/​uploads/​2021/​03/​NSSF-​factsheet-​High-​Capacity-​Magazines.​pdf</w:t>
       </w:r>
       <w:r>
         <w:t xml:space="preserve">   </w:t>
@@ -12770,7 +12770,7 @@
         <w:tab/>
       </w:r>
       <w:r>
-        <w:t xml:space="preserve">25</w:t>
+        <w:t xml:space="preserve">26</w:t>
       </w:r>
     </w:p>
     <w:p>
@@ -12849,7 +12849,7 @@
         <w:t xml:space="preserve"> </w:t>
       </w:r>
       <w:r>
-        <w:t xml:space="preserve">https://www.vcstar.com/​story/​news/2019/04/15/​gun-groups-million-plus-extended-magazines-flood-california/3443072002/</w:t>
+        <w:t xml:space="preserve">https://​www.​vcstar.​com/​story/​news/​2019/​04/​15/​gun-​groups-​million-​plus-​extended-​magazines-​flood-​california/​3443072002/</w:t>
       </w:r>
       <w:r>
         <w:t xml:space="preserve">   </w:t>
@@ -12889,7 +12889,7 @@
         <w:t xml:space="preserve"> </w:t>
       </w:r>
       <w:r>
-        <w:t xml:space="preserve">https://www.vanceoutdoors.com/​category.cfm/​outdoors/​rifles/​CurrentPage/1</w:t>
+        <w:t xml:space="preserve">https://​www.​vanceoutdoors.​com/​category.​cfm/​outdoors/​rifles/​CurrentPage/​1</w:t>
       </w:r>
       <w:r>
         <w:t xml:space="preserve">   </w:t>
@@ -12995,7 +12995,7 @@
         <w:t xml:space="preserve"> </w:t>
       </w:r>
       <w:r>
-        <w:t xml:space="preserve">https://tinyurl.com/​alter-tactics-for-protests</w:t>
+        <w:t xml:space="preserve">https://​tinyurl.​com/​alter-​tactics-​for-​protests</w:t>
       </w:r>
       <w:r>
         <w:t xml:space="preserve">   </w:t>
@@ -13047,7 +13047,7 @@
         <w:t xml:space="preserve"> </w:t>
       </w:r>
       <w:r>
-        <w:t xml:space="preserve">https://wisevoter.com/​state-rankings/​states-with-magazine-restrictions/</w:t>
+        <w:t xml:space="preserve">https://​wisevoter.​com/​state-​rankings/​states-​with-​magazine-​restrictions/</w:t>
       </w:r>
       <w:r>
         <w:t xml:space="preserve">   </w:t>
@@ -14359,7 +14359,7 @@
         <w:t xml:space="preserve"> </w:t>
       </w:r>
       <w:r>
-        <w:t xml:space="preserve">and Lagatta, Columbus gun owners wary of city’s new ammunition restriction, Columbus Dispatch (Mar. 8, 2023), https://www.dispatch.com/​story/​news/​local/2023/03/08/​columbus-gun-owners-wary-of-citys-new-ammunition-restriction/69958312007/.</w:t>
+        <w:t xml:space="preserve">and Lagatta, Columbus gun owners wary of city’s new ammunition restriction, Columbus Dispatch (Mar. 8, 2023), https://​www.​dispatch.​com/​story/​news/​local/​2023/​03/​08/​columbus-​gun-​owners-​wary-​of-​citys-​new-​ammunition-​restriction/​69958312007/​.</w:t>
       </w:r>
     </w:p>
     <w:p>
@@ -14651,7 +14651,7 @@
         <w:noBreakHyphen/>
       </w:r>
       <w:r>
-        <w:t xml:space="preserve">448, 185 N.E.3d 1089, at ¶ 41–42.</w:t>
+        <w:t xml:space="preserve">448, 185 N.E.3d 1089, at ¶ 41–⁠42.</w:t>
       </w:r>
     </w:p>
     <w:p>
@@ -15398,7 +15398,7 @@
         <w:t xml:space="preserve"> </w:t>
       </w:r>
       <w:r>
-        <w:t xml:space="preserve">Defs.’ Mot. Dismiss Am. Compl. at 1 (“This Court lacks subject-matter jurisdiction to hear this case because (1) Plaintiffs have failed to meet the requirements to proceed pseudonymously * * * .”);</w:t>
+        <w:t xml:space="preserve">Defs.’ Mot. Dismiss Am. Compl. at 1 (“This Court lacks subject-matter jurisdiction to hear this case because (1) Plaintiffs have failed to meet the requirements to proceed pseudonymously * * * .”);</w:t>
       </w:r>
       <w:r>
         <w:t xml:space="preserve"> </w:t>
@@ -15414,7 +15414,7 @@
         <w:t xml:space="preserve"> </w:t>
       </w:r>
       <w:r>
-        <w:t xml:space="preserve">at 6 Heading II, A (“This Court lacks subject matter jurisdiction * * * .”).</w:t>
+        <w:t xml:space="preserve">at 6 Heading II, A (“This Court lacks subject matter jurisdiction * * * .”).</w:t>
       </w:r>
       <w:r>
         <w:t xml:space="preserve"> </w:t>
@@ -15812,7 +15812,7 @@
         <w:noBreakHyphen/>
       </w:r>
       <w:r>
-        <w:t xml:space="preserve">3640, ¶ 34–35, quoting</w:t>
+        <w:t xml:space="preserve">3640, ¶ 34–⁠35, quoting</w:t>
       </w:r>
       <w:r>
         <w:t xml:space="preserve"> </w:t>
@@ -15845,7 +15845,7 @@
         <w:noBreakHyphen/>
       </w:r>
       <w:r>
-        <w:t xml:space="preserve">67, 985 N.E.2d 450, ¶ 10–11.</w:t>
+        <w:t xml:space="preserve">67, 985 N.E.2d 450, ¶ 10–⁠11.</w:t>
       </w:r>
     </w:p>
     <w:p>
@@ -16034,7 +16034,7 @@
         <w:t xml:space="preserve"> </w:t>
       </w:r>
       <w:r>
-        <w:t xml:space="preserve">Defendants oddly suggest that John and Jane Doe Plaintiffs are somehow substantially the same as the State of Ohio. They take the curious position that “private citizens[] do not exist ‘separate and apart’ from the rest of Ohio * * * .” Defs.’ Mot. Dismiss Am. Compl. at 14. This argument is wrong. Obviously the City of Columbus and the State of Ohio are separate entities from the residents of Columbus and the State. The ramifications of Defendants’ argument that they are one and the same as the State are varied and ludicrous—individual citizens and residents, such as the Doe Plaintiffs, would be entitled to sovereign immunity because they would be the same as the State. Defendants provide no legal support for their illogical assertions and, in fact, argued contrary to this point in other cases.</w:t>
+        <w:t xml:space="preserve">Defendants oddly suggest that John and Jane Doe Plaintiffs are somehow substantially the same as the State of Ohio. They take the curious position that “private citizens[] do not exist ‘separate and apart’ from the rest of Ohio * * * .” Defs.’ Mot. Dismiss Am. Compl. at 14. This argument is wrong. Obviously the City of Columbus and the State of Ohio are separate entities from the residents of Columbus and the State. The ramifications of Defendants’ argument that they are one and the same as the State are varied and ludicrous—individual citizens and residents, such as the Doe Plaintiffs, would be entitled to sovereign immunity because they would be the same as the State. Defendants provide no legal support for their illogical assertions and, in fact, argued contrary to this point in other cases.</w:t>
       </w:r>
       <w:r>
         <w:t xml:space="preserve"> </w:t>
@@ -16278,7 +16278,7 @@
         <w:t xml:space="preserve"> </w:t>
       </w:r>
       <w:r>
-        <w:t xml:space="preserve">&amp; Sons, [ ] relators filed suit in municipal court against the city of Cleveland for money judgments stemming from a rodeo held in Cleveland. The city then filed suit in the court of common pleas against relators and others, seeking declaratory relief with regard to a fund which the city had collected as a result of holding the rodeo.</w:t>
+        <w:t xml:space="preserve">&amp; Sons, [ ] relators filed suit in municipal court against the city of Cleveland for money judgments stemming from a rodeo held in Cleveland. The city then filed suit in the court of common pleas against relators and others, seeking declaratory relief with regard to a fund which the city had collected as a result of holding the rodeo.</w:t>
       </w:r>
     </w:p>
     <w:p>
@@ -16820,13 +16820,7 @@
         <w:t xml:space="preserve"> </w:t>
       </w:r>
       <w:r>
-        <w:t xml:space="preserve">2323.11(N) and (O), 2323.321,</w:t>
-      </w:r>
-      <w:r>
-        <w:t xml:space="preserve"> </w:t>
-      </w:r>
-      <w:r>
-        <w:t xml:space="preserve">and 2323.191 * * * .” Am. Compl. at 21–22. Plaintiffs sought (and obtained) a “preliminary injunction barring Defendant’s from enforcing the challenged code provisions.”</w:t>
+        <w:t xml:space="preserve">2323.11(N) and (O), 2323.321, and 2323.191 * * * .” Am. Compl. at 21–22. Plaintiffs sought (and obtained) a “preliminary injunction barring Defendant’s from enforcing the challenged code provisions.”</w:t>
       </w:r>
       <w:r>
         <w:t xml:space="preserve"> </w:t>
@@ -17359,7 +17353,7 @@
         <w:t xml:space="preserve"> </w:t>
       </w:r>
       <w:r>
-        <w:t xml:space="preserve">(“An affidavit may be used to * * * obtain a provisional remedy * * * .”).</w:t>
+        <w:t xml:space="preserve">(“An affidavit may be used to * * * obtain a provisional remedy * * * .”).</w:t>
       </w:r>
     </w:p>
     <w:p>
@@ -18578,19 +18572,19 @@
         <w:t xml:space="preserve"> </w:t>
       </w:r>
       <w:r>
-        <w:t xml:space="preserve">Another Ban on “High-Capacity” Magazines? (2020), https://www.nssf.org/​wp-content/​uploads/2021/03/​NSSF-factsheet-High-Capacity-Magazines.pdf. While it is unknown exactly how many of these magazines are possessed in Ohio, Columbus retailers regularly sell these magazines by themselves and—as packaged from the factory—along with their most popular rifles. See, e.g., Vance Outdoors,</w:t>
-      </w:r>
-      <w:r>
-        <w:t xml:space="preserve"> </w:t>
-      </w:r>
-      <w:r>
-        <w:t xml:space="preserve">Rifles, https://www.vanceoutdoors.com/​category.cfm/​outdoors/​rifles/​CurrentPage/1. Similarly, when a federal judge threw out the state’s ban on 10-round magazines, “[m]ore than a million high-capacity ammunition magazines flooded into California during a one-week window * * *.” Thomspon,</w:t>
-      </w:r>
-      <w:r>
-        <w:t xml:space="preserve"> </w:t>
-      </w:r>
-      <w:r>
-        <w:t xml:space="preserve">Gun groups: Million-plus extended magazines flood California (Apr. 14, 2019), https://www.vcstar.com/​story/​news/2019/04/15/​gun-groups-million-plus-extended-magazines-flood-california/3443072002/.</w:t>
+        <w:t xml:space="preserve">Another Ban on “High-Capacity” Magazines? (2020), https://​www.​nssf.​org/​wp-​content/​uploads/​2021/​03/​NSSF-​factsheet-​High-​Capacity-​Magazines.​pdf. While it is unknown exactly how many of these magazines are possessed in Ohio, Columbus retailers regularly sell these magazines by themselves and—as packaged from the factory—along with their most popular rifles. See, e.g., Vance Outdoors,</w:t>
+      </w:r>
+      <w:r>
+        <w:t xml:space="preserve"> </w:t>
+      </w:r>
+      <w:r>
+        <w:t xml:space="preserve">Rifles, https://​www.​vanceoutdoors.​com/​category.​cfm/​outdoors/​rifles/​CurrentPage/​1. Similarly, when a federal judge threw out the state’s ban on 10-round magazines, “[m]ore than a million high-capacity ammunition magazines flooded into California during a one-week window * * *.” Thomspon,</w:t>
+      </w:r>
+      <w:r>
+        <w:t xml:space="preserve"> </w:t>
+      </w:r>
+      <w:r>
+        <w:t xml:space="preserve">Gun groups: Million-plus extended magazines flood California (Apr. 14, 2019), https://​www.​vcstar.​com/​story/​news/​2019/​04/​15/​gun-​groups-​million-​plus-​extended-​magazines-​flood-​california/​3443072002/​.</w:t>
       </w:r>
     </w:p>
     <w:p>
@@ -19904,8 +19898,6 @@
         <w:rPr>
           <w:b/>
           <w:bCs/>
-          <w:i/>
-          <w:iCs/>
         </w:rPr>
         <w:t xml:space="preserve">Arnold</w:t>
       </w:r>
@@ -21174,7 +21166,7 @@
         <w:t xml:space="preserve"> </w:t>
       </w:r>
       <w:r>
-        <w:t xml:space="preserve">Judge orders Columbus police to alter tactics for protests, PBS (Apr. 30, 2021), https://tinyurl.com/​alter-tactics-for-protests (“[A] newly released report found that Columbus was unprepared for the size and energy of the protests and that most police officers felt abandoned by city leadership during that time.”).</w:t>
+        <w:t xml:space="preserve">Judge orders Columbus police to alter tactics for protests, PBS (Apr. 30, 2021), https://​tinyurl.​com/​alter-​tactics-​for-​protests (“[A] newly released report found that Columbus was unprepared for the size and energy of the protests and that most police officers felt abandoned by city leadership during that time.”).</w:t>
       </w:r>
     </w:p>
     <w:p>
@@ -22931,13 +22923,13 @@
         <w:t xml:space="preserve"> </w:t>
       </w:r>
       <w:r>
-        <w:t xml:space="preserve">Columbus gun owners have until July 1 to get rid of high-capacity magazines, 10WBNS (March 2, 2023), https://www.10tv.com/​article/​news/​local/​columbus-gun-owners-have-until-july</w:t>
+        <w:t xml:space="preserve">Columbus gun owners have until July 1 to get rid of high-capacity magazines, 10WBNS (March 2, 2023), https://​www.​10tv.​com/​article/​news/​local/​columbus-​gun-​owners-​have-​until-​july</w:t>
       </w:r>
       <w:r>
         <w:noBreakHyphen/>
       </w:r>
       <w:r>
-        <w:t xml:space="preserve">1-get-rid-of-high-capacity-magazines/530</w:t>
+        <w:t xml:space="preserve">1-​get-​rid-​of-​high-​capacity-​magazines/​530</w:t>
       </w:r>
       <w:r>
         <w:noBreakHyphen/>
@@ -22955,7 +22947,7 @@
         <w:noBreakHyphen/>
       </w:r>
       <w:r>
-        <w:t xml:space="preserve">4c1d-b567-f3e553da77fb. But feelings are not evidence; they are not data supporting an ordinance impinging on a fundamental constitutional right. This further confirms that “30” is nothing more than an arbitrary number.</w:t>
+        <w:t xml:space="preserve">4c1d-​b567-​f3e553da77fb. But feelings are not evidence; they are not data supporting an ordinance impinging on a fundamental constitutional right. This further confirms that “30” is nothing more than an arbitrary number.</w:t>
       </w:r>
     </w:p>
   </w:footnote>
@@ -23735,6 +23727,7 @@
     <w:unhideWhenUsed/>
     <w:qFormat/>
     <w:pPr>
+      <w:keepLines/>
       <w:spacing w:before="0" w:after="120" w:line="276" w:lineRule="exact"/>
     </w:pPr>
     <w:rPr>
@@ -23985,6 +23978,33 @@
     <w:pPr>
       <w:spacing w:before="0" w:after="0" w:line="276" w:lineRule="exact"/>
       <w:ind w:left="2160" w:hanging="720"/>
+    </w:pPr>
+  </w:style>
+  <w:style w:type="paragraph" w:customStyle="1" w:styleId="XdQuoteList1">
+    <w:name w:val="Xd Quote List 1"/>
+    <w:basedOn w:val="Normal"/>
+    <w:qFormat/>
+    <w:pPr>
+      <w:spacing w:before="0" w:after="0" w:line="276" w:lineRule="exact"/>
+      <w:ind w:left="1440" w:right="720" w:hanging="720"/>
+    </w:pPr>
+  </w:style>
+  <w:style w:type="paragraph" w:customStyle="1" w:styleId="XdQuoteList2">
+    <w:name w:val="Xd Quote List 2"/>
+    <w:basedOn w:val="Normal"/>
+    <w:qFormat/>
+    <w:pPr>
+      <w:spacing w:before="0" w:after="0" w:line="276" w:lineRule="exact"/>
+      <w:ind w:left="2160" w:right="720" w:hanging="720"/>
+    </w:pPr>
+  </w:style>
+  <w:style w:type="paragraph" w:customStyle="1" w:styleId="XdQuoteList3">
+    <w:name w:val="Xd Quote List 3"/>
+    <w:basedOn w:val="Normal"/>
+    <w:qFormat/>
+    <w:pPr>
+      <w:spacing w:before="0" w:after="0" w:line="276" w:lineRule="exact"/>
+      <w:ind w:left="2880" w:right="720" w:hanging="720"/>
     </w:pPr>
   </w:style>
   <w:style w:type="paragraph" w:customStyle="1" w:styleId="XdList1">

--- a/courts/sixth-circuit/ohio/state/court-of-appeals/answering-brief/usage/OUTPUT-answering-brief.docx
+++ b/courts/sixth-circuit/ohio/state/court-of-appeals/answering-brief/usage/OUTPUT-answering-brief.docx
@@ -9998,7 +9998,7 @@
           <w:tab w:val="right" w:leader="dot" w:pos="9360"/>
         </w:tabs>
         <w:spacing w:before="192" w:after="0" w:line="276" w:lineRule="exact"/>
-        <w:ind w:left="360" w:right="1920" w:hanging="360"/>
+        <w:ind w:left="360" w:right="2280" w:hanging="360"/>
       </w:pPr>
       <w:r>
         <w:rPr>
@@ -10151,7 +10151,7 @@
         <w:tab/>
       </w:r>
       <w:r>
-        <w:t xml:space="preserve">9, 10, 11, 13, 14, 15</w:t>
+        <w:t xml:space="preserve">9, 10, 11, 13, 14, 15, 16</w:t>
       </w:r>
     </w:p>
     <w:p>
@@ -12671,15 +12671,7 @@
         <w:t xml:space="preserve"> </w:t>
       </w:r>
       <w:r>
-        <w:t xml:space="preserve">https://​www.​10tv.​com/​article/​news/​local/​columbus-​gun-​owners-​have-​until-​july</w:t>
-        <w:noBreakHyphen/>
-        <w:t xml:space="preserve">1-​get-​rid-​of-​high-​capacity-​magazines/​530</w:t>
-        <w:noBreakHyphen/>
-        <w:t xml:space="preserve">51c6811f</w:t>
-        <w:noBreakHyphen/>
-        <w:t xml:space="preserve">60a5</w:t>
-        <w:noBreakHyphen/>
-        <w:t xml:space="preserve">4c1d-​b567-​f3e553da77fb</w:t>
+        <w:t xml:space="preserve">https://​www.​10tv.​com/​article/​news/​local/​columbus-​gun-​owners-​have-​until-​july-⁠1-​get-​rid-​of-​high-​capacity-​magazines/​530-⁠51c6811f-⁠60a5-⁠4c1d-​b567-​f3e553da77fb</w:t>
       </w:r>
       <w:r>
         <w:t xml:space="preserve">   </w:t>
@@ -15398,7 +15390,7 @@
         <w:t xml:space="preserve"> </w:t>
       </w:r>
       <w:r>
-        <w:t xml:space="preserve">Defs.’ Mot. Dismiss Am. Compl. at 1 (“This Court lacks subject-matter jurisdiction to hear this case because (1) Plaintiffs have failed to meet the requirements to proceed pseudonymously * * * .”);</w:t>
+        <w:t xml:space="preserve">Defs.’ Mot. Dismiss Am. Compl. at 1 (“This Court lacks subject-matter jurisdiction to hear this case because (1) Plaintiffs have failed to meet the requirements to proceed pseudonymously * * * ⁠.”);</w:t>
       </w:r>
       <w:r>
         <w:t xml:space="preserve"> </w:t>
@@ -15414,7 +15406,7 @@
         <w:t xml:space="preserve"> </w:t>
       </w:r>
       <w:r>
-        <w:t xml:space="preserve">at 6 Heading II, A (“This Court lacks subject matter jurisdiction * * * .”).</w:t>
+        <w:t xml:space="preserve">at 6 Heading II, A (“This Court lacks subject matter jurisdiction * * * ⁠.”).</w:t>
       </w:r>
       <w:r>
         <w:t xml:space="preserve"> </w:t>
@@ -16034,7 +16026,7 @@
         <w:t xml:space="preserve"> </w:t>
       </w:r>
       <w:r>
-        <w:t xml:space="preserve">Defendants oddly suggest that John and Jane Doe Plaintiffs are somehow substantially the same as the State of Ohio. They take the curious position that “private citizens[] do not exist ‘separate and apart’ from the rest of Ohio * * * .” Defs.’ Mot. Dismiss Am. Compl. at 14. This argument is wrong. Obviously the City of Columbus and the State of Ohio are separate entities from the residents of Columbus and the State. The ramifications of Defendants’ argument that they are one and the same as the State are varied and ludicrous—individual citizens and residents, such as the Doe Plaintiffs, would be entitled to sovereign immunity because they would be the same as the State. Defendants provide no legal support for their illogical assertions and, in fact, argued contrary to this point in other cases.</w:t>
+        <w:t xml:space="preserve">Defendants oddly suggest that John and Jane Doe Plaintiffs are somehow substantially the same as the State of Ohio. They take the curious position that “private citizens[] do not exist ‘separate and apart’ from the rest of Ohio * * * ⁠.” Defs.’ Mot. Dismiss Am. Compl. at 14. This argument is wrong. Obviously the City of Columbus and the State of Ohio are separate entities from the residents of Columbus and the State. The ramifications of Defendants’ argument that they are one and the same as the State are varied and ludicrous—individual citizens and residents, such as the Doe Plaintiffs, would be entitled to sovereign immunity because they would be the same as the State. Defendants provide no legal support for their illogical assertions and, in fact, argued contrary to this point in other cases.</w:t>
       </w:r>
       <w:r>
         <w:t xml:space="preserve"> </w:t>
@@ -16278,7 +16270,7 @@
         <w:t xml:space="preserve"> </w:t>
       </w:r>
       <w:r>
-        <w:t xml:space="preserve">&amp; Sons, [ ] relators filed suit in municipal court against the city of Cleveland for money judgments stemming from a rodeo held in Cleveland. The city then filed suit in the court of common pleas against relators and others, seeking declaratory relief with regard to a fund which the city had collected as a result of holding the rodeo.</w:t>
+        <w:t xml:space="preserve">&amp; Sons, [ ⁠] relators filed suit in municipal court against the city of Cleveland for money judgments stemming from a rodeo held in Cleveland. The city then filed suit in the court of common pleas against relators and others, seeking declaratory relief with regard to a fund which the city had collected as a result of holding the rodeo.</w:t>
       </w:r>
     </w:p>
     <w:p>
@@ -16820,7 +16812,7 @@
         <w:t xml:space="preserve"> </w:t>
       </w:r>
       <w:r>
-        <w:t xml:space="preserve">2323.11(N) and (O), 2323.321, and 2323.191 * * * .” Am. Compl. at 21–22. Plaintiffs sought (and obtained) a “preliminary injunction barring Defendant’s from enforcing the challenged code provisions.”</w:t>
+        <w:t xml:space="preserve">2323.11(N) and (O), 2323.321, and 2323.191 * * * ⁠.” Am. Compl. at 21–22. Plaintiffs sought (and obtained) a “preliminary injunction barring Defendant’s from enforcing the challenged code provisions.”</w:t>
       </w:r>
       <w:r>
         <w:t xml:space="preserve"> </w:t>
@@ -17353,7 +17345,7 @@
         <w:t xml:space="preserve"> </w:t>
       </w:r>
       <w:r>
-        <w:t xml:space="preserve">(“An affidavit may be used to * * * obtain a provisional remedy * * * .”).</w:t>
+        <w:t xml:space="preserve">(“An affidavit may be used to * * * obtain a provisional remedy * * * ⁠.”).</w:t>
       </w:r>
     </w:p>
     <w:p>
@@ -22923,31 +22915,7 @@
         <w:t xml:space="preserve"> </w:t>
       </w:r>
       <w:r>
-        <w:t xml:space="preserve">Columbus gun owners have until July 1 to get rid of high-capacity magazines, 10WBNS (March 2, 2023), https://​www.​10tv.​com/​article/​news/​local/​columbus-​gun-​owners-​have-​until-​july</w:t>
-      </w:r>
-      <w:r>
-        <w:noBreakHyphen/>
-      </w:r>
-      <w:r>
-        <w:t xml:space="preserve">1-​get-​rid-​of-​high-​capacity-​magazines/​530</w:t>
-      </w:r>
-      <w:r>
-        <w:noBreakHyphen/>
-      </w:r>
-      <w:r>
-        <w:t xml:space="preserve">51c6811f</w:t>
-      </w:r>
-      <w:r>
-        <w:noBreakHyphen/>
-      </w:r>
-      <w:r>
-        <w:t xml:space="preserve">60a5</w:t>
-      </w:r>
-      <w:r>
-        <w:noBreakHyphen/>
-      </w:r>
-      <w:r>
-        <w:t xml:space="preserve">4c1d-​b567-​f3e553da77fb. But feelings are not evidence; they are not data supporting an ordinance impinging on a fundamental constitutional right. This further confirms that “30” is nothing more than an arbitrary number.</w:t>
+        <w:t xml:space="preserve">Columbus gun owners have until July 1 to get rid of high-capacity magazines, 10WBNS (March 2, 2023), https://​www.​10tv.​com/​article/​news/​local/​columbus-​gun-​owners-​have-​until-​july-⁠1-​get-​rid-​of-​high-​capacity-​magazines/​530-⁠51c6811f-⁠60a5-⁠4c1d-​b567-​f3e553da77fb. But feelings are not evidence; they are not data supporting an ordinance impinging on a fundamental constitutional right. This further confirms that “30” is nothing more than an arbitrary number.</w:t>
       </w:r>
     </w:p>
   </w:footnote>
